--- a/tillsyn/A 48030-2023 tillsynsbegäran.docx
+++ b/tillsyn/A 48030-2023 tillsynsbegäran.docx
@@ -603,7 +603,7 @@
     <w:r>
       <w:tab/>
       <w:tab/>
-      <w:t>2026-06-18</w:t>
+      <w:t>2026-06-19</w:t>
       <w:br/>
       <w:br/>
     </w:r>

--- a/tillsyn/A 48030-2023 tillsynsbegäran.docx
+++ b/tillsyn/A 48030-2023 tillsynsbegäran.docx
@@ -603,7 +603,7 @@
     <w:r>
       <w:tab/>
       <w:tab/>
-      <w:t>2026-06-19</w:t>
+      <w:t>2026-06-20</w:t>
       <w:br/>
       <w:br/>
     </w:r>

--- a/tillsyn/A 48030-2023 tillsynsbegäran.docx
+++ b/tillsyn/A 48030-2023 tillsynsbegäran.docx
@@ -12,10 +12,7 @@
     </w:p>
     <w:p>
       <w:r>
-        <w:t>Detta dokument behandlar höga naturvärden i avverkningsanmälan A 48030-2023 i Eksjö kommun som inkom 2023-10-05 och omfattar 1,3 ha.</w:t>
-      </w:r>
-      <w:r>
-        <w:t xml:space="preserve"> I Figur 1 visas fyndplatser för naturvårdsarter i området, som finns registrerade på Artportalen.</w:t>
+        <w:t>Denna tillsynsbegäran behandlar höga naturvärden i avverkningsanmälan A 48030-2023 i Eksjö kommun som inkom 2023-10-05 och omfattar 1,3 ha.</w:t>
       </w:r>
     </w:p>
     <w:p>
@@ -63,7 +60,20 @@
         <w:spacing w:after="240"/>
       </w:pPr>
       <w:r>
-        <w:t>Figur 1. Fyndplatser för naturvårdsarter inom 24 meter från avverkningsanmälan (röd linje). Inom parentes anges rödlistekategorier, S för signalarter, Tför typiska arter och fridlysningsparagrafer i artskyddsförordningen.Markörer utan svart kant är placerade på fyndplatsen. Markörer med svart kant är placerade vid sidan av fyndplatsen och har ett svart streck som visar fyndplatsens exakta position. Kartans mittpunktskoordinat är N 6390406, E 515284 i SWEREF 99 TM.</w:t>
+        <w:t>Figur 1. Fyndplatser för naturvårdsarter inom 24 meter från avverkningsanmälan. Markörer utan svart kant är placerade på fyndplatsen. Markörer med svart kant är placerade vid sidan av fyndplatsen har ett svart streck som visar fyndplatsens exakta position. Kartans mittpunktskoordinat är N 6390406, E 515284 i SWEREF 99 TM.</w:t>
+      </w:r>
+    </w:p>
+    <w:p>
+      <w:r>
+        <w:t>Inom 24 meter från avverkningsanmälan finns fynd av 16 naturvårdsarter, varav 9 är rödlistade, 15 är fridlysta och 4 är typiska (T): ask (EN), grönfink (VU, §4), stare (VU, §4), tornseglare (VU, §4), entita (NT, T, §4), ladusvala (NT, §4), nötkråka (NT, T, §4), sparvuggla (NT, §4), sädesärla (NT, §4), nattskärra (T, §4), spillkråka (T, §4), kråka (§4), svartvit flugsnappare (§4), trana (§4), törnskata (§4) och ärtsångare (§4). Se Figur 1.</w:t>
+      </w:r>
+    </w:p>
+    <w:p>
+      <w:pPr>
+        <w:pStyle w:val="Heading1"/>
+      </w:pPr>
+      <w:r>
+        <w:t>Tillsynsbegäran</w:t>
       </w:r>
     </w:p>
     <w:p>
@@ -77,53 +87,38 @@
       </w:r>
     </w:p>
     <w:p>
-      <w:r>
-        <w:t>Nedan beskrivs fynd av naturvårdsarter och fridlysta arter som gjorts i det avverkningsanmälda området. I BILAGA 1 finns artfakta om fridlysta arter.</w:t>
-      </w:r>
-    </w:p>
-    <w:p>
       <w:pPr>
         <w:pStyle w:val="Heading1"/>
       </w:pPr>
       <w:r>
-        <w:t>Naturvårdsarter</w:t>
+        <w:t>Naturvårdsarter och fridlysta arter</w:t>
       </w:r>
     </w:p>
     <w:p>
       <w:r>
-        <w:t>Inom 24 meter från avverkningsanmälan har följande 16 naturvårdsarter hittats: ask (EN), grönfink (VU, §4), stare (VU, §4), tornseglare (VU, §4), entita (NT, T, §4), ladusvala (NT, §4), nötkråka (NT, T, §4), sparvuggla (NT, §4), sädesärla (NT, §4), nattskärra (T, §4), spillkråka (T, §4), kråka (§4), svartvit flugsnappare (§4), trana (§4), törnskata (§4) och ärtsångare (§4). Av dessa är 9 rödlistade. För rödlistade arter har rödlistekategorin angivits inom parentes. Typiska arter inom Natura 2000 som är kopplade till skogsekosystem har markerats med (T). För fridlysta arter anges även paragrafen i Artskyddsförordningen som arten är fridlyst enligt.</w:t>
+        <w:t>Nedan följer beskrivningar av de naturvårdsarter och fridlysta arter som har sina livsmiljöer och växtplatser i den avverkningsanmälda skogen. Se även ytterligare artfakta i BILAGA 1. De påträffade naturvårdsarterna är ett tydligt kvitto på att det rör sig om en skog med höga naturvärden.</w:t>
       </w:r>
     </w:p>
     <w:p>
       <w:r>
-        <w:t>De påträffade naturvårdsarterna är ett tydligt kvitto på att det rör sig om en skog med höga naturvärden.</w:t>
+        <w:rPr>
+          <w:b/>
+        </w:rPr>
+        <w:t>Ask (EN)</w:t>
       </w:r>
-    </w:p>
-    <w:p>
-      <w:pPr>
-        <w:pStyle w:val="Heading2"/>
-      </w:pPr>
       <w:r>
-        <w:t>Fridlysta arter</w:t>
+        <w:t xml:space="preserve"> växer naturligt på frisk till fuktig, näringsrik, mullrik mark, gärna med rörligt, ytnära grundvatten. Asken är mycket viktig för den biologiska mångfalden och den är värd för minst 213 arter i olika organismgrupper, av vilka åtminstone 42 är askspecialister, ytterligare 8 arter förekommer endast på ask och alm. Bland dessa kan nämnas asknätfjäril (EN, §4a), askvårtlav (EN) och askpraktbagge (NT). Det finns en ökad risk att dessa arter försvinner när populationen av ask minskar. Asken är kraftigt drabbad av askskottsjukan, men angripna askar bör inte avverkas eftersom det är så många andra arter knutna till ask, såväl till döda som till levande träd. Eftersom sjukdomen är vindspridd så finns den redan nästan överallt där det finns askar, och till skillnad från almsjukan så förhindrar eller försvårar man inte spridningen genom att ta bort träd. Asken är globalt rödlistad som nära hotad (NT) vilket medför ett internationellt ansvar för arten (SLU Artdatabanken, 2026; IUCN, 2017).</w:t>
       </w:r>
     </w:p>
     <w:p>
       <w:r>
-        <w:t>Följande fridlysta arter har sina livsmiljöer och växtplatser i den avverkningsanmälda skogen: grönfink (VU, §4), stare (VU, §4), tornseglare (VU, §4), entita (NT, T, §4), ladusvala (NT, §4), nötkråka (NT, T, §4), sparvuggla (NT, §4), sädesärla (NT, §4), nattskärra (T, §4), spillkråka (T, §4), kråka (§4), svartvit flugsnappare (§4), trana (§4), törnskata (§4) och ärtsångare (§4).</w:t>
-      </w:r>
-    </w:p>
-    <w:p>
-      <w:r>
-        <w:t xml:space="preserve">Observera att medlemsländerna är skyldiga att agera i enlighet med EU:s fågeldirektiv där det uttryckligen står att direktivet gäller för fåglar samt för deras ägg, bon och </w:t>
-      </w:r>
-      <w:r>
         <w:rPr>
           <w:b/>
         </w:rPr>
-        <w:t xml:space="preserve">livsmiljöer </w:t>
+        <w:t>Tornseglare (VU, §4)</w:t>
       </w:r>
       <w:r>
-        <w:t>(artikel 1). Vidare att de åtgärder som vidtas inte får leda till en försämring av den nuvarande situationen beträffande bevarandet av de fågelarter som avses i artikel 1 (artikel 13). Fågeldirektivet är styrande för tillsynsansvariga myndigheters ärendehantering, ställningstaganden och beslutsfattande.</w:t>
+        <w:t xml:space="preserve"> har minskat med 40 (30–50) % under de senaste 24 åren och minskningstakten överstiger gränsvärdet för sårbar (VU). Tornseglaren är en typisk hålhäckare som numera huvudsakligen är knuten till mänsklig bebyggelse. En mindre andel av beståndet häckar i mer ursprungliga miljöer, i första hand i gamla hackspetthål (främst spillkråkehål) och andra typer av håligheter i träd, men även i klippskrevor. I de inre delarna av de två nordligaste länen (Lappland) häckar den huvudsakligen i ren skogsmiljö, framförallt i gammal gles tallskog. För de tornseglare som häckar i träd i Norrlands inland har situationen sannolikt försämrats till följd av minskad mängd hålträd och av stora arealer tät produktionsskog. När arten förekommer i sluten skog handlar det ofta om skyddsvärda skogsmiljöer med äldre tallskog av naturskogskaraktär (SLU Artdatabanken, 2026; Skogsstyrelsen, 2016).</w:t>
       </w:r>
     </w:p>
     <w:p>
@@ -144,26 +139,6 @@
       </w:r>
       <w:r>
         <w:t xml:space="preserve"> (Skogsstyrelsen, 2016, SLU Artdatabanken, 2021).</w:t>
-      </w:r>
-    </w:p>
-    <w:p>
-      <w:r>
-        <w:rPr>
-          <w:b/>
-        </w:rPr>
-        <w:t>Nattskärra (§4)</w:t>
-      </w:r>
-      <w:r>
-        <w:t xml:space="preserve"> hör i ett historiskt perspektiv hemma i utmarkernas glesa, betade skogar, på ljunghedar och brandfält, tallmoar och i anslutning till torra naturbetesmarker i gränsen mot skogen. Numera påträffas arten i första hand i glesa tallskogar på hällmarker, sandfält och kring högmossar. Uppträder ofta i anslutning till hyggen. Hemområdet för häckande nattskärror är enligt brittiska studier 50–200 hektar, men det förekommer att nattskärror flyger över 5 kilometer för att födosöka i särskilt insektsrika miljöer. Nattskärra är fridlyst enligt 4§ artskyddsförordningen, omfattas av bilaga 1 EU:s fågeldirektiv och är typisk art för </w:t>
-      </w:r>
-      <w:r>
-        <w:rPr>
-          <w:i/>
-        </w:rPr>
-        <w:t>9010 Taiga</w:t>
-      </w:r>
-      <w:r>
-        <w:t xml:space="preserve"> (Skogsstyrelsen, 2016; SLU Artdatabanken, 2025).</w:t>
       </w:r>
     </w:p>
     <w:p>
@@ -207,6 +182,26 @@
         <w:rPr>
           <w:b/>
         </w:rPr>
+        <w:t>Nattskärra (§4)</w:t>
+      </w:r>
+      <w:r>
+        <w:t xml:space="preserve"> hör i ett historiskt perspektiv hemma i utmarkernas glesa, betade skogar, på ljunghedar och brandfält, tallmoar och i anslutning till torra naturbetesmarker i gränsen mot skogen. Numera påträffas arten i första hand i glesa tallskogar på hällmarker, sandfält och kring högmossar. Uppträder ofta i anslutning till hyggen. Hemområdet för häckande nattskärror är enligt brittiska studier 50–200 hektar, men det förekommer att nattskärror flyger över 5 kilometer för att födosöka i särskilt insektsrika miljöer. Nattskärra är fridlyst enligt 4§ artskyddsförordningen, omfattas av bilaga 1 EU:s fågeldirektiv och är typisk art för </w:t>
+      </w:r>
+      <w:r>
+        <w:rPr>
+          <w:i/>
+        </w:rPr>
+        <w:t>9010 Taiga</w:t>
+      </w:r>
+      <w:r>
+        <w:t xml:space="preserve"> (Skogsstyrelsen, 2016; SLU Artdatabanken, 2025).</w:t>
+      </w:r>
+    </w:p>
+    <w:p>
+      <w:r>
+        <w:rPr>
+          <w:b/>
+        </w:rPr>
         <w:t>Spillkråka (§4)</w:t>
       </w:r>
       <w:r>
@@ -232,38 +227,25 @@
       </w:r>
     </w:p>
     <w:p>
+      <w:pPr>
+        <w:pStyle w:val="Heading1"/>
+      </w:pPr>
+      <w:r>
+        <w:t>EU:s fågeldirektiv</w:t>
+      </w:r>
+    </w:p>
+    <w:p>
+      <w:r>
+        <w:t xml:space="preserve">Europeiska unionens medlemsländer är skyldiga att agera i enlighet med EU:s fågeldirektiv där det uttryckligen står att direktivet gäller för fåglar samt för deras ägg, bon och </w:t>
+      </w:r>
       <w:r>
         <w:rPr>
           <w:b/>
         </w:rPr>
-        <w:t>Tornseglare (VU, §4)</w:t>
+        <w:t xml:space="preserve">livsmiljöer </w:t>
       </w:r>
       <w:r>
-        <w:t xml:space="preserve"> har minskat med 40 (30–50) % under de senaste 24 åren och minskningstakten överstiger gränsvärdet för sårbar (VU). Tornseglaren är en typisk hålhäckare som numera huvudsakligen är knuten till mänsklig bebyggelse. En mindre andel av beståndet häckar i mer ursprungliga miljöer, i första hand i gamla hackspetthål (främst spillkråkehål) och andra typer av håligheter i träd, men även i klippskrevor. I de inre delarna av de två nordligaste länen (Lappland) häckar den huvudsakligen i ren skogsmiljö, framförallt i gammal gles tallskog. För de tornseglare som häckar i träd i Norrlands inland har situationen sannolikt försämrats till följd av minskad mängd hålträd och av stora arealer tät produktionsskog. När arten förekommer i sluten skog handlar det ofta om skyddsvärda skogsmiljöer med äldre tallskog av naturskogskaraktär (SLU Artdatabanken, 2026; Skogsstyrelsen, 2016).</w:t>
-      </w:r>
-    </w:p>
-    <w:p>
-      <w:r>
-        <w:t>I BILAGA 1 finns mer detaljerad information om ekologi samt krav på livsmiljö hos fridlysta arter.</w:t>
-      </w:r>
-    </w:p>
-    <w:p>
-      <w:pPr>
-        <w:pStyle w:val="Heading2"/>
-      </w:pPr>
-      <w:r>
-        <w:t>Övriga naturvårdsarter</w:t>
-      </w:r>
-    </w:p>
-    <w:p>
-      <w:r>
-        <w:rPr>
-          <w:b/>
-        </w:rPr>
-        <w:t>Ask (EN)</w:t>
-      </w:r>
-      <w:r>
-        <w:t xml:space="preserve"> växer naturligt på frisk till fuktig, näringsrik, mullrik mark, gärna med rörligt, ytnära grundvatten. Asken är mycket viktig för den biologiska mångfalden och den är värd för minst 213 arter i olika organismgrupper, av vilka åtminstone 42 är askspecialister, ytterligare 8 arter förekommer endast på ask och alm. Bland dessa kan nämnas asknätfjäril (EN, §4a), askvårtlav (EN) och askpraktbagge (NT). Det finns en ökad risk att dessa arter försvinner när populationen av ask minskar. Asken är kraftigt drabbad av askskottsjukan, men angripna askar bör inte avverkas eftersom det är så många andra arter knutna till ask, såväl till döda som till levande träd. Eftersom sjukdomen är vindspridd så finns den redan nästan överallt där det finns askar, och till skillnad från almsjukan så förhindrar eller försvårar man inte spridningen genom att ta bort träd. Asken är globalt rödlistad som nära hotad (NT) vilket medför ett internationellt ansvar för arten (SLU Artdatabanken, 2026; IUCN, 2017).</w:t>
+        <w:t>(artikel 1). Vidare att de åtgärder som vidtas inte får leda till en försämring av den nuvarande situationen beträffande bevarandet av de fågelarter som avses i artikel 1 (artikel 13). Fågeldirektivet är styrande för tillsynsansvariga myndigheters ärendehantering, ställningstaganden och beslutsfattande.</w:t>
       </w:r>
     </w:p>
     <w:p>
@@ -603,7 +585,7 @@
     <w:r>
       <w:tab/>
       <w:tab/>
-      <w:t>2026-06-20</w:t>
+      <w:t>2026-06-21</w:t>
       <w:br/>
       <w:br/>
     </w:r>

--- a/tillsyn/A 48030-2023 tillsynsbegäran.docx
+++ b/tillsyn/A 48030-2023 tillsynsbegäran.docx
@@ -585,7 +585,7 @@
     <w:r>
       <w:tab/>
       <w:tab/>
-      <w:t>2026-06-21</w:t>
+      <w:t>2026-06-22</w:t>
       <w:br/>
       <w:br/>
     </w:r>

--- a/tillsyn/A 48030-2023 tillsynsbegäran.docx
+++ b/tillsyn/A 48030-2023 tillsynsbegäran.docx
@@ -585,7 +585,7 @@
     <w:r>
       <w:tab/>
       <w:tab/>
-      <w:t>2026-06-22</w:t>
+      <w:t>2026-06-23</w:t>
       <w:br/>
       <w:br/>
     </w:r>

--- a/tillsyn/A 48030-2023 tillsynsbegäran.docx
+++ b/tillsyn/A 48030-2023 tillsynsbegäran.docx
@@ -585,7 +585,7 @@
     <w:r>
       <w:tab/>
       <w:tab/>
-      <w:t>2026-06-23</w:t>
+      <w:t>2026-06-24</w:t>
       <w:br/>
       <w:br/>
     </w:r>

--- a/tillsyn/A 48030-2023 tillsynsbegäran.docx
+++ b/tillsyn/A 48030-2023 tillsynsbegäran.docx
@@ -585,7 +585,7 @@
     <w:r>
       <w:tab/>
       <w:tab/>
-      <w:t>2026-06-24</w:t>
+      <w:t>2026-06-25</w:t>
       <w:br/>
       <w:br/>
     </w:r>

--- a/tillsyn/A 48030-2023 tillsynsbegäran.docx
+++ b/tillsyn/A 48030-2023 tillsynsbegäran.docx
@@ -585,7 +585,7 @@
     <w:r>
       <w:tab/>
       <w:tab/>
-      <w:t>2026-06-25</w:t>
+      <w:t>2026-06-26</w:t>
       <w:br/>
       <w:br/>
     </w:r>

--- a/tillsyn/A 48030-2023 tillsynsbegäran.docx
+++ b/tillsyn/A 48030-2023 tillsynsbegäran.docx
@@ -585,7 +585,7 @@
     <w:r>
       <w:tab/>
       <w:tab/>
-      <w:t>2026-06-26</w:t>
+      <w:t>2026-06-27</w:t>
       <w:br/>
       <w:br/>
     </w:r>

--- a/tillsyn/A 48030-2023 tillsynsbegäran.docx
+++ b/tillsyn/A 48030-2023 tillsynsbegäran.docx
@@ -585,7 +585,7 @@
     <w:r>
       <w:tab/>
       <w:tab/>
-      <w:t>2026-06-27</w:t>
+      <w:t>2026-06-28</w:t>
       <w:br/>
       <w:br/>
     </w:r>

--- a/tillsyn/A 48030-2023 tillsynsbegäran.docx
+++ b/tillsyn/A 48030-2023 tillsynsbegäran.docx
@@ -585,7 +585,7 @@
     <w:r>
       <w:tab/>
       <w:tab/>
-      <w:t>2026-06-28</w:t>
+      <w:t>2026-06-29</w:t>
       <w:br/>
       <w:br/>
     </w:r>

--- a/tillsyn/A 48030-2023 tillsynsbegäran.docx
+++ b/tillsyn/A 48030-2023 tillsynsbegäran.docx
@@ -585,7 +585,7 @@
     <w:r>
       <w:tab/>
       <w:tab/>
-      <w:t>2026-06-29</w:t>
+      <w:t>2026-06-30</w:t>
       <w:br/>
       <w:br/>
     </w:r>

--- a/tillsyn/A 48030-2023 tillsynsbegäran.docx
+++ b/tillsyn/A 48030-2023 tillsynsbegäran.docx
@@ -585,7 +585,7 @@
     <w:r>
       <w:tab/>
       <w:tab/>
-      <w:t>2026-06-30</w:t>
+      <w:t>2026-07-01</w:t>
       <w:br/>
       <w:br/>
     </w:r>

--- a/tillsyn/A 48030-2023 tillsynsbegäran.docx
+++ b/tillsyn/A 48030-2023 tillsynsbegäran.docx
@@ -585,7 +585,7 @@
     <w:r>
       <w:tab/>
       <w:tab/>
-      <w:t>2026-07-01</w:t>
+      <w:t>2026-07-02</w:t>
       <w:br/>
       <w:br/>
     </w:r>

--- a/tillsyn/A 48030-2023 tillsynsbegäran.docx
+++ b/tillsyn/A 48030-2023 tillsynsbegäran.docx
@@ -585,7 +585,7 @@
     <w:r>
       <w:tab/>
       <w:tab/>
-      <w:t>2026-07-13</w:t>
+      <w:t>2026-07-14</w:t>
       <w:br/>
       <w:br/>
     </w:r>

--- a/tillsyn/A 48030-2023 tillsynsbegäran.docx
+++ b/tillsyn/A 48030-2023 tillsynsbegäran.docx
@@ -585,7 +585,7 @@
     <w:r>
       <w:tab/>
       <w:tab/>
-      <w:t>2026-07-14</w:t>
+      <w:t>2026-07-15</w:t>
       <w:br/>
       <w:br/>
     </w:r>

--- a/tillsyn/A 48030-2023 tillsynsbegäran.docx
+++ b/tillsyn/A 48030-2023 tillsynsbegäran.docx
@@ -585,7 +585,7 @@
     <w:r>
       <w:tab/>
       <w:tab/>
-      <w:t>2026-07-15</w:t>
+      <w:t>2026-07-16</w:t>
       <w:br/>
       <w:br/>
     </w:r>

--- a/tillsyn/A 48030-2023 tillsynsbegäran.docx
+++ b/tillsyn/A 48030-2023 tillsynsbegäran.docx
@@ -585,7 +585,7 @@
     <w:r>
       <w:tab/>
       <w:tab/>
-      <w:t>2026-07-16</w:t>
+      <w:t>2026-07-17</w:t>
       <w:br/>
       <w:br/>
     </w:r>

--- a/tillsyn/A 48030-2023 tillsynsbegäran.docx
+++ b/tillsyn/A 48030-2023 tillsynsbegäran.docx
@@ -585,7 +585,7 @@
     <w:r>
       <w:tab/>
       <w:tab/>
-      <w:t>2026-07-17</w:t>
+      <w:t>2026-07-18</w:t>
       <w:br/>
       <w:br/>
     </w:r>

--- a/tillsyn/A 48030-2023 tillsynsbegäran.docx
+++ b/tillsyn/A 48030-2023 tillsynsbegäran.docx
@@ -585,7 +585,7 @@
     <w:r>
       <w:tab/>
       <w:tab/>
-      <w:t>2026-07-18</w:t>
+      <w:t>2026-07-19</w:t>
       <w:br/>
       <w:br/>
     </w:r>

--- a/tillsyn/A 48030-2023 tillsynsbegäran.docx
+++ b/tillsyn/A 48030-2023 tillsynsbegäran.docx
@@ -585,7 +585,7 @@
     <w:r>
       <w:tab/>
       <w:tab/>
-      <w:t>2026-07-19</w:t>
+      <w:t>2026-07-20</w:t>
       <w:br/>
       <w:br/>
     </w:r>

--- a/tillsyn/A 48030-2023 tillsynsbegäran.docx
+++ b/tillsyn/A 48030-2023 tillsynsbegäran.docx
@@ -585,7 +585,7 @@
     <w:r>
       <w:tab/>
       <w:tab/>
-      <w:t>2026-07-20</w:t>
+      <w:t>2026-07-21</w:t>
       <w:br/>
       <w:br/>
     </w:r>

--- a/tillsyn/A 48030-2023 tillsynsbegäran.docx
+++ b/tillsyn/A 48030-2023 tillsynsbegäran.docx
@@ -585,7 +585,7 @@
     <w:r>
       <w:tab/>
       <w:tab/>
-      <w:t>2026-07-21</w:t>
+      <w:t>2026-07-22</w:t>
       <w:br/>
       <w:br/>
     </w:r>

--- a/tillsyn/A 48030-2023 tillsynsbegäran.docx
+++ b/tillsyn/A 48030-2023 tillsynsbegäran.docx
@@ -585,7 +585,7 @@
     <w:r>
       <w:tab/>
       <w:tab/>
-      <w:t>2026-07-22</w:t>
+      <w:t>2026-07-23</w:t>
       <w:br/>
       <w:br/>
     </w:r>

--- a/tillsyn/A 48030-2023 tillsynsbegäran.docx
+++ b/tillsyn/A 48030-2023 tillsynsbegäran.docx
@@ -585,7 +585,7 @@
     <w:r>
       <w:tab/>
       <w:tab/>
-      <w:t>2026-07-23</w:t>
+      <w:t>2026-07-24</w:t>
       <w:br/>
       <w:br/>
     </w:r>

--- a/tillsyn/A 48030-2023 tillsynsbegäran.docx
+++ b/tillsyn/A 48030-2023 tillsynsbegäran.docx
@@ -585,7 +585,7 @@
     <w:r>
       <w:tab/>
       <w:tab/>
-      <w:t>2026-07-24</w:t>
+      <w:t>2026-07-25</w:t>
       <w:br/>
       <w:br/>
     </w:r>

--- a/tillsyn/A 48030-2023 tillsynsbegäran.docx
+++ b/tillsyn/A 48030-2023 tillsynsbegäran.docx
@@ -585,7 +585,7 @@
     <w:r>
       <w:tab/>
       <w:tab/>
-      <w:t>2026-07-25</w:t>
+      <w:t>2026-07-26</w:t>
       <w:br/>
       <w:br/>
     </w:r>

--- a/tillsyn/A 48030-2023 tillsynsbegäran.docx
+++ b/tillsyn/A 48030-2023 tillsynsbegäran.docx
@@ -585,7 +585,7 @@
     <w:r>
       <w:tab/>
       <w:tab/>
-      <w:t>2026-07-26</w:t>
+      <w:t>2026-07-27</w:t>
       <w:br/>
       <w:br/>
     </w:r>

--- a/tillsyn/A 48030-2023 tillsynsbegäran.docx
+++ b/tillsyn/A 48030-2023 tillsynsbegäran.docx
@@ -585,7 +585,7 @@
     <w:r>
       <w:tab/>
       <w:tab/>
-      <w:t>2026-07-27</w:t>
+      <w:t>2026-07-28</w:t>
       <w:br/>
       <w:br/>
     </w:r>

--- a/tillsyn/A 48030-2023 tillsynsbegäran.docx
+++ b/tillsyn/A 48030-2023 tillsynsbegäran.docx
@@ -585,7 +585,7 @@
     <w:r>
       <w:tab/>
       <w:tab/>
-      <w:t>2026-07-28</w:t>
+      <w:t>2026-07-29</w:t>
       <w:br/>
       <w:br/>
     </w:r>

--- a/tillsyn/A 48030-2023 tillsynsbegäran.docx
+++ b/tillsyn/A 48030-2023 tillsynsbegäran.docx
@@ -585,7 +585,7 @@
     <w:r>
       <w:tab/>
       <w:tab/>
-      <w:t>2026-07-29</w:t>
+      <w:t>2026-07-30</w:t>
       <w:br/>
       <w:br/>
     </w:r>

--- a/tillsyn/A 48030-2023 tillsynsbegäran.docx
+++ b/tillsyn/A 48030-2023 tillsynsbegäran.docx
@@ -585,7 +585,7 @@
     <w:r>
       <w:tab/>
       <w:tab/>
-      <w:t>2026-07-30</w:t>
+      <w:t>2026-07-31</w:t>
       <w:br/>
       <w:br/>
     </w:r>

--- a/tillsyn/A 48030-2023 tillsynsbegäran.docx
+++ b/tillsyn/A 48030-2023 tillsynsbegäran.docx
@@ -585,7 +585,7 @@
     <w:r>
       <w:tab/>
       <w:tab/>
-      <w:t>2026-07-31</w:t>
+      <w:t>2026-08-01</w:t>
       <w:br/>
       <w:br/>
     </w:r>

--- a/tillsyn/A 48030-2023 tillsynsbegäran.docx
+++ b/tillsyn/A 48030-2023 tillsynsbegäran.docx
@@ -585,7 +585,7 @@
     <w:r>
       <w:tab/>
       <w:tab/>
-      <w:t>2026-08-01</w:t>
+      <w:t>2026-08-02</w:t>
       <w:br/>
       <w:br/>
     </w:r>

--- a/tillsyn/A 48030-2023 tillsynsbegäran.docx
+++ b/tillsyn/A 48030-2023 tillsynsbegäran.docx
@@ -585,7 +585,7 @@
     <w:r>
       <w:tab/>
       <w:tab/>
-      <w:t>2026-08-02</w:t>
+      <w:t>2026-08-03</w:t>
       <w:br/>
       <w:br/>
     </w:r>

--- a/tillsyn/A 48030-2023 tillsynsbegäran.docx
+++ b/tillsyn/A 48030-2023 tillsynsbegäran.docx
@@ -585,7 +585,7 @@
     <w:r>
       <w:tab/>
       <w:tab/>
-      <w:t>2026-08-03</w:t>
+      <w:t>2026-08-04</w:t>
       <w:br/>
       <w:br/>
     </w:r>

--- a/tillsyn/A 48030-2023 tillsynsbegäran.docx
+++ b/tillsyn/A 48030-2023 tillsynsbegäran.docx
@@ -585,7 +585,7 @@
     <w:r>
       <w:tab/>
       <w:tab/>
-      <w:t>2026-08-04</w:t>
+      <w:t>2026-08-05</w:t>
       <w:br/>
       <w:br/>
     </w:r>

--- a/tillsyn/A 48030-2023 tillsynsbegäran.docx
+++ b/tillsyn/A 48030-2023 tillsynsbegäran.docx
@@ -585,7 +585,7 @@
     <w:r>
       <w:tab/>
       <w:tab/>
-      <w:t>2026-08-05</w:t>
+      <w:t>2026-08-07</w:t>
       <w:br/>
       <w:br/>
     </w:r>

--- a/tillsyn/A 48030-2023 tillsynsbegäran.docx
+++ b/tillsyn/A 48030-2023 tillsynsbegäran.docx
@@ -585,7 +585,7 @@
     <w:r>
       <w:tab/>
       <w:tab/>
-      <w:t>2026-08-07</w:t>
+      <w:t>2026-08-08</w:t>
       <w:br/>
       <w:br/>
     </w:r>

--- a/tillsyn/A 48030-2023 tillsynsbegäran.docx
+++ b/tillsyn/A 48030-2023 tillsynsbegäran.docx
@@ -60,7 +60,7 @@
         <w:spacing w:after="240"/>
       </w:pPr>
       <w:r>
-        <w:t>Figur 1. Fyndplatser för naturvårdsarter inom 24 meter från avverkningsanmälan. Markörer utan svart kant är placerade på fyndplatsen. Markörer med svart kant är placerade vid sidan av fyndplatsen har ett svart streck som visar fyndplatsens exakta position. Kartans mittpunktskoordinat är N 6390406, E 515284 i SWEREF 99 TM.</w:t>
+        <w:t>Figur 1. Fyndplatser för naturvårdsarter inom 24 meter från avverkningsanmälan. Markörer utan svart kant är placerade på fyndplatsen. Markörer med svart kant är placerade vid sidan av fyndplatsen och har ett svart streck som visar fyndplatsens exakta position. Kartans mittpunktskoordinat är N 6390406, E 515284 i SWEREF 99 TM.</w:t>
       </w:r>
     </w:p>
     <w:p>
@@ -585,7 +585,7 @@
     <w:r>
       <w:tab/>
       <w:tab/>
-      <w:t>2026-08-14</w:t>
+      <w:t>2026-08-15</w:t>
       <w:br/>
       <w:br/>
     </w:r>

--- a/tillsyn/A 48030-2023 tillsynsbegäran.docx
+++ b/tillsyn/A 48030-2023 tillsynsbegäran.docx
@@ -585,7 +585,7 @@
     <w:r>
       <w:tab/>
       <w:tab/>
-      <w:t>2026-08-15</w:t>
+      <w:t>2026-08-16</w:t>
       <w:br/>
       <w:br/>
     </w:r>

--- a/tillsyn/A 48030-2023 tillsynsbegäran.docx
+++ b/tillsyn/A 48030-2023 tillsynsbegäran.docx
@@ -585,7 +585,7 @@
     <w:r>
       <w:tab/>
       <w:tab/>
-      <w:t>2026-08-16</w:t>
+      <w:t>2026-08-17</w:t>
       <w:br/>
       <w:br/>
     </w:r>

--- a/tillsyn/A 48030-2023 tillsynsbegäran.docx
+++ b/tillsyn/A 48030-2023 tillsynsbegäran.docx
@@ -585,7 +585,7 @@
     <w:r>
       <w:tab/>
       <w:tab/>
-      <w:t>2026-08-17</w:t>
+      <w:t>2026-08-18</w:t>
       <w:br/>
       <w:br/>
     </w:r>

--- a/tillsyn/A 48030-2023 tillsynsbegäran.docx
+++ b/tillsyn/A 48030-2023 tillsynsbegäran.docx
@@ -585,7 +585,7 @@
     <w:r>
       <w:tab/>
       <w:tab/>
-      <w:t>2026-08-18</w:t>
+      <w:t>2026-08-19</w:t>
       <w:br/>
       <w:br/>
     </w:r>

--- a/tillsyn/A 48030-2023 tillsynsbegäran.docx
+++ b/tillsyn/A 48030-2023 tillsynsbegäran.docx
@@ -585,7 +585,7 @@
     <w:r>
       <w:tab/>
       <w:tab/>
-      <w:t>2026-08-19</w:t>
+      <w:t>2026-08-20</w:t>
       <w:br/>
       <w:br/>
     </w:r>

--- a/tillsyn/A 48030-2023 tillsynsbegäran.docx
+++ b/tillsyn/A 48030-2023 tillsynsbegäran.docx
@@ -585,7 +585,7 @@
     <w:r>
       <w:tab/>
       <w:tab/>
-      <w:t>2026-08-20</w:t>
+      <w:t>2026-08-21</w:t>
       <w:br/>
       <w:br/>
     </w:r>

--- a/tillsyn/A 48030-2023 tillsynsbegäran.docx
+++ b/tillsyn/A 48030-2023 tillsynsbegäran.docx
@@ -585,7 +585,7 @@
     <w:r>
       <w:tab/>
       <w:tab/>
-      <w:t>2026-08-21</w:t>
+      <w:t>2026-08-22</w:t>
       <w:br/>
       <w:br/>
     </w:r>

--- a/tillsyn/A 48030-2023 tillsynsbegäran.docx
+++ b/tillsyn/A 48030-2023 tillsynsbegäran.docx
@@ -585,7 +585,7 @@
     <w:r>
       <w:tab/>
       <w:tab/>
-      <w:t>2026-08-22</w:t>
+      <w:t>2026-08-23</w:t>
       <w:br/>
       <w:br/>
     </w:r>

--- a/tillsyn/A 48030-2023 tillsynsbegäran.docx
+++ b/tillsyn/A 48030-2023 tillsynsbegäran.docx
@@ -585,7 +585,7 @@
     <w:r>
       <w:tab/>
       <w:tab/>
-      <w:t>2026-08-23</w:t>
+      <w:t>2026-08-24</w:t>
       <w:br/>
       <w:br/>
     </w:r>

--- a/tillsyn/A 48030-2023 tillsynsbegäran.docx
+++ b/tillsyn/A 48030-2023 tillsynsbegäran.docx
@@ -585,7 +585,7 @@
     <w:r>
       <w:tab/>
       <w:tab/>
-      <w:t>2026-08-24</w:t>
+      <w:t>2026-08-25</w:t>
       <w:br/>
       <w:br/>
     </w:r>

--- a/tillsyn/A 48030-2023 tillsynsbegäran.docx
+++ b/tillsyn/A 48030-2023 tillsynsbegäran.docx
@@ -585,7 +585,7 @@
     <w:r>
       <w:tab/>
       <w:tab/>
-      <w:t>2026-08-25</w:t>
+      <w:t>2026-08-26</w:t>
       <w:br/>
       <w:br/>
     </w:r>

--- a/tillsyn/A 48030-2023 tillsynsbegäran.docx
+++ b/tillsyn/A 48030-2023 tillsynsbegäran.docx
@@ -585,7 +585,7 @@
     <w:r>
       <w:tab/>
       <w:tab/>
-      <w:t>2026-08-26</w:t>
+      <w:t>2026-08-27</w:t>
       <w:br/>
       <w:br/>
     </w:r>

--- a/tillsyn/A 48030-2023 tillsynsbegäran.docx
+++ b/tillsyn/A 48030-2023 tillsynsbegäran.docx
@@ -585,7 +585,7 @@
     <w:r>
       <w:tab/>
       <w:tab/>
-      <w:t>2026-08-27</w:t>
+      <w:t>2026-08-28</w:t>
       <w:br/>
       <w:br/>
     </w:r>

--- a/tillsyn/A 48030-2023 tillsynsbegäran.docx
+++ b/tillsyn/A 48030-2023 tillsynsbegäran.docx
@@ -585,7 +585,7 @@
     <w:r>
       <w:tab/>
       <w:tab/>
-      <w:t>2026-08-28</w:t>
+      <w:t>2026-08-29</w:t>
       <w:br/>
       <w:br/>
     </w:r>

--- a/tillsyn/A 48030-2023 tillsynsbegäran.docx
+++ b/tillsyn/A 48030-2023 tillsynsbegäran.docx
@@ -585,7 +585,7 @@
     <w:r>
       <w:tab/>
       <w:tab/>
-      <w:t>2026-08-29</w:t>
+      <w:t>2026-08-31</w:t>
       <w:br/>
       <w:br/>
     </w:r>

--- a/tillsyn/A 48030-2023 tillsynsbegäran.docx
+++ b/tillsyn/A 48030-2023 tillsynsbegäran.docx
@@ -585,7 +585,7 @@
     <w:r>
       <w:tab/>
       <w:tab/>
-      <w:t>2026-08-31</w:t>
+      <w:t>2026-09-01</w:t>
       <w:br/>
       <w:br/>
     </w:r>

--- a/tillsyn/A 48030-2023 tillsynsbegäran.docx
+++ b/tillsyn/A 48030-2023 tillsynsbegäran.docx
@@ -585,7 +585,7 @@
     <w:r>
       <w:tab/>
       <w:tab/>
-      <w:t>2026-09-01</w:t>
+      <w:t>2026-09-02</w:t>
       <w:br/>
       <w:br/>
     </w:r>

--- a/tillsyn/A 48030-2023 tillsynsbegäran.docx
+++ b/tillsyn/A 48030-2023 tillsynsbegäran.docx
@@ -585,7 +585,7 @@
     <w:r>
       <w:tab/>
       <w:tab/>
-      <w:t>2026-09-02</w:t>
+      <w:t>2026-09-03</w:t>
       <w:br/>
       <w:br/>
     </w:r>

--- a/tillsyn/A 48030-2023 tillsynsbegäran.docx
+++ b/tillsyn/A 48030-2023 tillsynsbegäran.docx
@@ -585,7 +585,7 @@
     <w:r>
       <w:tab/>
       <w:tab/>
-      <w:t>2026-09-03</w:t>
+      <w:t>2026-09-04</w:t>
       <w:br/>
       <w:br/>
     </w:r>

--- a/tillsyn/A 48030-2023 tillsynsbegäran.docx
+++ b/tillsyn/A 48030-2023 tillsynsbegäran.docx
@@ -585,7 +585,7 @@
     <w:r>
       <w:tab/>
       <w:tab/>
-      <w:t>2026-09-04</w:t>
+      <w:t>2026-09-05</w:t>
       <w:br/>
       <w:br/>
     </w:r>

--- a/tillsyn/A 48030-2023 tillsynsbegäran.docx
+++ b/tillsyn/A 48030-2023 tillsynsbegäran.docx
@@ -585,7 +585,7 @@
     <w:r>
       <w:tab/>
       <w:tab/>
-      <w:t>2026-09-05</w:t>
+      <w:t>2026-09-06</w:t>
       <w:br/>
       <w:br/>
     </w:r>

--- a/tillsyn/A 48030-2023 tillsynsbegäran.docx
+++ b/tillsyn/A 48030-2023 tillsynsbegäran.docx
@@ -585,7 +585,7 @@
     <w:r>
       <w:tab/>
       <w:tab/>
-      <w:t>2026-09-06</w:t>
+      <w:t>2026-09-07</w:t>
       <w:br/>
       <w:br/>
     </w:r>

--- a/tillsyn/A 48030-2023 tillsynsbegäran.docx
+++ b/tillsyn/A 48030-2023 tillsynsbegäran.docx
@@ -585,7 +585,7 @@
     <w:r>
       <w:tab/>
       <w:tab/>
-      <w:t>2026-09-07</w:t>
+      <w:t>2026-09-08</w:t>
       <w:br/>
       <w:br/>
     </w:r>

--- a/tillsyn/A 48030-2023 tillsynsbegäran.docx
+++ b/tillsyn/A 48030-2023 tillsynsbegäran.docx
@@ -585,7 +585,7 @@
     <w:r>
       <w:tab/>
       <w:tab/>
-      <w:t>2026-09-08</w:t>
+      <w:t>2026-09-09</w:t>
       <w:br/>
       <w:br/>
     </w:r>

--- a/tillsyn/A 48030-2023 tillsynsbegäran.docx
+++ b/tillsyn/A 48030-2023 tillsynsbegäran.docx
@@ -585,7 +585,7 @@
     <w:r>
       <w:tab/>
       <w:tab/>
-      <w:t>2026-09-09</w:t>
+      <w:t>2026-09-10</w:t>
       <w:br/>
       <w:br/>
     </w:r>

--- a/tillsyn/A 48030-2023 tillsynsbegäran.docx
+++ b/tillsyn/A 48030-2023 tillsynsbegäran.docx
@@ -585,7 +585,7 @@
     <w:r>
       <w:tab/>
       <w:tab/>
-      <w:t>2026-09-10</w:t>
+      <w:t>2026-09-11</w:t>
       <w:br/>
       <w:br/>
     </w:r>

--- a/tillsyn/A 48030-2023 tillsynsbegäran.docx
+++ b/tillsyn/A 48030-2023 tillsynsbegäran.docx
@@ -585,7 +585,7 @@
     <w:r>
       <w:tab/>
       <w:tab/>
-      <w:t>2026-09-11</w:t>
+      <w:t>2026-09-12</w:t>
       <w:br/>
       <w:br/>
     </w:r>
